--- a/Creación de una aplicación web.docx
+++ b/Creación de una aplicación web.docx
@@ -440,27 +440,7 @@
           <w:szCs w:val="24"/>
           <w:lang w:val="es-ES"/>
         </w:rPr>
-        <w:t xml:space="preserve">de forma aleatoria. Para obtener el consejo se realiza una petición al </w:t>
-      </w:r>
-      <w:proofErr w:type="spellStart"/>
-      <w:r>
-        <w:rPr>
-          <w:rFonts w:ascii="Times New Roman" w:hAnsi="Times New Roman" w:cs="Times New Roman"/>
-          <w:sz w:val="24"/>
-          <w:szCs w:val="24"/>
-          <w:lang w:val="es-ES"/>
-        </w:rPr>
-        <w:t>endpoint</w:t>
-      </w:r>
-      <w:proofErr w:type="spellEnd"/>
-      <w:r>
-        <w:rPr>
-          <w:rFonts w:ascii="Times New Roman" w:hAnsi="Times New Roman" w:cs="Times New Roman"/>
-          <w:sz w:val="24"/>
-          <w:szCs w:val="24"/>
-          <w:lang w:val="es-ES"/>
-        </w:rPr>
-        <w:t xml:space="preserve"> principal:</w:t>
+        <w:t>de forma aleatoria. Para obtener el consejo se realiza una petición al endpoint principal:</w:t>
       </w:r>
     </w:p>
     <w:p>
@@ -523,50 +503,8 @@
           <w:szCs w:val="24"/>
           <w:lang w:val="es-ES"/>
         </w:rPr>
-        <w:t xml:space="preserve">Para manejarlo en JavaScript se utiliza la función </w:t>
-      </w:r>
-      <w:proofErr w:type="spellStart"/>
-      <w:proofErr w:type="gramStart"/>
-      <w:r>
-        <w:rPr>
-          <w:rFonts w:ascii="Times New Roman" w:hAnsi="Times New Roman" w:cs="Times New Roman"/>
-          <w:sz w:val="24"/>
-          <w:szCs w:val="24"/>
-          <w:lang w:val="es-ES"/>
-        </w:rPr>
-        <w:t>fetch</w:t>
-      </w:r>
-      <w:proofErr w:type="spellEnd"/>
-      <w:r>
-        <w:rPr>
-          <w:rFonts w:ascii="Times New Roman" w:hAnsi="Times New Roman" w:cs="Times New Roman"/>
-          <w:sz w:val="24"/>
-          <w:szCs w:val="24"/>
-          <w:lang w:val="es-ES"/>
-        </w:rPr>
-        <w:t>(</w:t>
-      </w:r>
-      <w:proofErr w:type="gramEnd"/>
-      <w:r>
-        <w:rPr>
-          <w:rFonts w:ascii="Times New Roman" w:hAnsi="Times New Roman" w:cs="Times New Roman"/>
-          <w:sz w:val="24"/>
-          <w:szCs w:val="24"/>
-          <w:lang w:val="es-ES"/>
-        </w:rPr>
-        <w:t xml:space="preserve">) y promesas </w:t>
-      </w:r>
-      <w:proofErr w:type="spellStart"/>
-      <w:r>
-        <w:rPr>
-          <w:rFonts w:ascii="Times New Roman" w:hAnsi="Times New Roman" w:cs="Times New Roman"/>
-          <w:sz w:val="24"/>
-          <w:szCs w:val="24"/>
-          <w:lang w:val="es-ES"/>
-        </w:rPr>
-        <w:t>asincronas</w:t>
-      </w:r>
-      <w:proofErr w:type="spellEnd"/>
+        <w:t>Para manejarlo en JavaScript se utiliza la función fetch() y promesas asincronas</w:t>
+      </w:r>
     </w:p>
     <w:p>
       <w:pPr>
@@ -676,63 +614,70 @@
           <w:szCs w:val="24"/>
           <w:lang w:val="es-ES"/>
         </w:rPr>
-        <w:t xml:space="preserve">Enlace fuente </w:t>
-      </w:r>
-      <w:proofErr w:type="spellStart"/>
-      <w:r>
-        <w:rPr>
-          <w:rFonts w:ascii="Times New Roman" w:hAnsi="Times New Roman" w:cs="Times New Roman"/>
-          <w:sz w:val="24"/>
-          <w:szCs w:val="24"/>
-          <w:lang w:val="es-ES"/>
-        </w:rPr>
-        <w:t>Github</w:t>
-      </w:r>
-      <w:proofErr w:type="spellEnd"/>
-    </w:p>
-    <w:p>
-      <w:pPr>
-        <w:spacing w:line="480" w:lineRule="auto"/>
-        <w:jc w:val="center"/>
-        <w:rPr>
-          <w:rFonts w:ascii="Times New Roman" w:hAnsi="Times New Roman" w:cs="Times New Roman"/>
-          <w:sz w:val="24"/>
-          <w:szCs w:val="24"/>
-          <w:lang w:val="es-ES"/>
-        </w:rPr>
-      </w:pPr>
-    </w:p>
-    <w:p>
-      <w:pPr>
-        <w:spacing w:line="480" w:lineRule="auto"/>
-        <w:jc w:val="center"/>
-        <w:rPr>
-          <w:rFonts w:ascii="Times New Roman" w:hAnsi="Times New Roman" w:cs="Times New Roman"/>
-          <w:sz w:val="24"/>
-          <w:szCs w:val="24"/>
-          <w:lang w:val="es-ES"/>
-        </w:rPr>
-      </w:pPr>
-    </w:p>
-    <w:p>
-      <w:pPr>
-        <w:spacing w:line="480" w:lineRule="auto"/>
-        <w:jc w:val="center"/>
-        <w:rPr>
-          <w:rFonts w:ascii="Times New Roman" w:hAnsi="Times New Roman" w:cs="Times New Roman"/>
-          <w:sz w:val="24"/>
-          <w:szCs w:val="24"/>
-          <w:lang w:val="es-ES"/>
-        </w:rPr>
-      </w:pPr>
-      <w:r>
-        <w:rPr>
-          <w:rFonts w:ascii="Times New Roman" w:hAnsi="Times New Roman" w:cs="Times New Roman"/>
-          <w:sz w:val="24"/>
-          <w:szCs w:val="24"/>
-          <w:lang w:val="es-ES"/>
-        </w:rPr>
-        <w:lastRenderedPageBreak/>
+        <w:t>Enlace fuente Github</w:t>
+      </w:r>
+    </w:p>
+    <w:p>
+      <w:pPr>
+        <w:spacing w:line="480" w:lineRule="auto"/>
+        <w:rPr>
+          <w:rFonts w:ascii="Times New Roman" w:hAnsi="Times New Roman" w:cs="Times New Roman"/>
+          <w:sz w:val="24"/>
+          <w:szCs w:val="24"/>
+          <w:lang w:val="es-ES"/>
+        </w:rPr>
+      </w:pPr>
+      <w:r>
+        <w:rPr>
+          <w:rFonts w:ascii="Times New Roman" w:hAnsi="Times New Roman" w:cs="Times New Roman"/>
+          <w:sz w:val="24"/>
+          <w:szCs w:val="24"/>
+          <w:lang w:val="es-ES"/>
+        </w:rPr>
+        <w:t>Anexamos el enlace de acceso al repositorio en GitHub donde se puede acceder al código base que elaboramos:</w:t>
+      </w:r>
+    </w:p>
+    <w:p>
+      <w:pPr>
+        <w:spacing w:line="480" w:lineRule="auto"/>
+        <w:rPr>
+          <w:rFonts w:ascii="Times New Roman" w:hAnsi="Times New Roman" w:cs="Times New Roman"/>
+          <w:sz w:val="24"/>
+          <w:szCs w:val="24"/>
+          <w:lang w:val="es-ES"/>
+        </w:rPr>
+      </w:pPr>
+      <w:hyperlink r:id="rId6" w:history="1">
+        <w:r>
+          <w:rPr>
+            <w:rStyle w:val="Hipervnculo"/>
+            <w:rFonts w:ascii="Times New Roman" w:hAnsi="Times New Roman" w:cs="Times New Roman"/>
+            <w:sz w:val="24"/>
+            <w:szCs w:val="24"/>
+            <w:lang w:val="es-ES"/>
+          </w:rPr>
+          <w:t>https://github.com/Thomyfs/Generador_Consejos</w:t>
+        </w:r>
+      </w:hyperlink>
+    </w:p>
+    <w:p>
+      <w:pPr>
+        <w:spacing w:line="480" w:lineRule="auto"/>
+        <w:jc w:val="center"/>
+        <w:rPr>
+          <w:rFonts w:ascii="Times New Roman" w:hAnsi="Times New Roman" w:cs="Times New Roman"/>
+          <w:sz w:val="24"/>
+          <w:szCs w:val="24"/>
+          <w:lang w:val="es-ES"/>
+        </w:rPr>
+      </w:pPr>
+      <w:r>
+        <w:rPr>
+          <w:rFonts w:ascii="Times New Roman" w:hAnsi="Times New Roman" w:cs="Times New Roman"/>
+          <w:sz w:val="24"/>
+          <w:szCs w:val="24"/>
+          <w:lang w:val="es-ES"/>
+        </w:rPr>
         <w:t>Conclusiones</w:t>
       </w:r>
     </w:p>
